--- a/ind/docx/52.content.docx
+++ b/ind/docx/52.content.docx
@@ -734,18 +734,12 @@
         </w:rPr>
         <w:t xml:space="preserve">, sang “Anak” (lihat </w:t>
       </w:r>
-      <w:hyperlink r:id="rId13">
-        <w:r>
-          <w:rPr>
-            <w:lang w:val="id_ID" w:bidi="id_ID"/>
-          </w:rPr>
-          <w:rPr>
-            <w:color w:val="0000EE"/>
-            <w:u w:val="single"/>
-          </w:rPr>
-          <w:t>1:10</w:t>
-        </w:r>
-      </w:hyperlink>
+      <w:r>
+        <w:rPr>
+          <w:lang w:val="id_ID" w:bidi="id_ID"/>
+        </w:rPr>
+        <w:t>1:10</w:t>
+      </w:r>
       <w:r>
         <w:rPr>
           <w:lang w:val="id_ID" w:bidi="id_ID"/>
@@ -1515,18 +1509,12 @@
         </w:rPr>
         <w:t>. Terjemahan alternatif: “menyebut kamu terus-menerus dalam doa-doa kami” (2) ‘mengingat’ dalam ayat berikut ini (</w:t>
       </w:r>
-      <w:hyperlink r:id="rId14">
-        <w:r>
-          <w:rPr>
-            <w:lang w:val="id_ID" w:bidi="id_ID"/>
-          </w:rPr>
-          <w:rPr>
-            <w:color w:val="0000EE"/>
-            <w:u w:val="single"/>
-          </w:rPr>
-          <w:t>1:3</w:t>
-        </w:r>
-      </w:hyperlink>
+      <w:r>
+        <w:rPr>
+          <w:lang w:val="id_ID" w:bidi="id_ID"/>
+        </w:rPr>
+        <w:t>1:3</w:t>
+      </w:r>
       <w:r>
         <w:rPr>
           <w:lang w:val="id_ID" w:bidi="id_ID"/>
@@ -2579,18 +2567,12 @@
         </w:rPr>
         <w:t xml:space="preserve"> memperkenalkan alasan mengapa Paulus dan mereka yang bersamanya mengucap syukur kepada Allah (lihat </w:t>
       </w:r>
-      <w:hyperlink r:id="rId15">
-        <w:r>
-          <w:rPr>
-            <w:lang w:val="id_ID" w:bidi="id_ID"/>
-          </w:rPr>
-          <w:rPr>
-            <w:color w:val="0000EE"/>
-            <w:u w:val="single"/>
-          </w:rPr>
-          <w:t>1:2</w:t>
-        </w:r>
-      </w:hyperlink>
+      <w:r>
+        <w:rPr>
+          <w:lang w:val="id_ID" w:bidi="id_ID"/>
+        </w:rPr>
+        <w:t>1:2</w:t>
+      </w:r>
       <w:r>
         <w:rPr>
           <w:lang w:val="id_ID" w:bidi="id_ID"/>
@@ -3064,18 +3046,12 @@
         </w:rPr>
         <w:t xml:space="preserve"> memperkenalkan alasan mengapa Paulus dan mereka yang bersamanya yakin akan “pemilihan” jemaat Tesalonika (lihat </w:t>
       </w:r>
-      <w:hyperlink r:id="rId16">
-        <w:r>
-          <w:rPr>
-            <w:lang w:val="id_ID" w:bidi="id_ID"/>
-          </w:rPr>
-          <w:rPr>
-            <w:color w:val="0000EE"/>
-            <w:u w:val="single"/>
-          </w:rPr>
-          <w:t>1:4</w:t>
-        </w:r>
-      </w:hyperlink>
+      <w:r>
+        <w:rPr>
+          <w:lang w:val="id_ID" w:bidi="id_ID"/>
+        </w:rPr>
+        <w:t>1:4</w:t>
+      </w:r>
       <w:r>
         <w:rPr>
           <w:lang w:val="id_ID" w:bidi="id_ID"/>
@@ -4377,18 +4353,12 @@
         </w:rPr>
         <w:t xml:space="preserve"> memperkenalkan sebuah hasil dari bagaimana jemaat Tesalonika menjadi peniru Paulus, rekan-rekan sekerjanya, dan Tuhan (lihat </w:t>
       </w:r>
-      <w:hyperlink r:id="rId17">
-        <w:r>
-          <w:rPr>
-            <w:lang w:val="id_ID" w:bidi="id_ID"/>
-          </w:rPr>
-          <w:rPr>
-            <w:color w:val="0000EE"/>
-            <w:u w:val="single"/>
-          </w:rPr>
-          <w:t>1:6</w:t>
-        </w:r>
-      </w:hyperlink>
+      <w:r>
+        <w:rPr>
+          <w:lang w:val="id_ID" w:bidi="id_ID"/>
+        </w:rPr>
+        <w:t>1:6</w:t>
+      </w:r>
       <w:r>
         <w:rPr>
           <w:lang w:val="id_ID" w:bidi="id_ID"/>
@@ -5067,18 +5037,12 @@
         </w:rPr>
         <w:t xml:space="preserve">Lihat bagaimana Anda menerjemahkan frasa-frasa yang serupa dalam </w:t>
       </w:r>
-      <w:hyperlink r:id="rId18">
-        <w:r>
-          <w:rPr>
-            <w:lang w:val="id_ID" w:bidi="id_ID"/>
-          </w:rPr>
-          <w:rPr>
-            <w:color w:val="0000EE"/>
-            <w:u w:val="single"/>
-          </w:rPr>
-          <w:t>1:7</w:t>
-        </w:r>
-      </w:hyperlink>
+      <w:r>
+        <w:rPr>
+          <w:lang w:val="id_ID" w:bidi="id_ID"/>
+        </w:rPr>
+        <w:t>1:7</w:t>
+      </w:r>
       <w:r>
         <w:rPr>
           <w:lang w:val="id_ID" w:bidi="id_ID"/>
@@ -5687,18 +5651,12 @@
         </w:rPr>
         <w:t xml:space="preserve"> memperkenalkan alasan mengapa Paulus dan rekan-rekan sekerjanya tidak perlu mengatakan apa pun tentang jemaat Tesalonika (lihat </w:t>
       </w:r>
-      <w:hyperlink r:id="rId19">
-        <w:r>
-          <w:rPr>
-            <w:lang w:val="id_ID" w:bidi="id_ID"/>
-          </w:rPr>
-          <w:rPr>
-            <w:color w:val="0000EE"/>
-            <w:u w:val="single"/>
-          </w:rPr>
-          <w:t>1:8</w:t>
-        </w:r>
-      </w:hyperlink>
+      <w:r>
+        <w:rPr>
+          <w:lang w:val="id_ID" w:bidi="id_ID"/>
+        </w:rPr>
+        <w:t>1:8</w:t>
+      </w:r>
       <w:r>
         <w:rPr>
           <w:lang w:val="id_ID" w:bidi="id_ID"/>
@@ -6564,18 +6522,12 @@
         </w:rPr>
         <w:t xml:space="preserve"> sejajar dengan frasa “melayani” dalam ayat sebelumnya (</w:t>
       </w:r>
-      <w:hyperlink r:id="rId20">
-        <w:r>
-          <w:rPr>
-            <w:lang w:val="id_ID" w:bidi="id_ID"/>
-          </w:rPr>
-          <w:rPr>
-            <w:color w:val="0000EE"/>
-            <w:u w:val="single"/>
-          </w:rPr>
-          <w:t>1:9</w:t>
-        </w:r>
-      </w:hyperlink>
+      <w:r>
+        <w:rPr>
+          <w:lang w:val="id_ID" w:bidi="id_ID"/>
+        </w:rPr>
+        <w:t>1:9</w:t>
+      </w:r>
       <w:r>
         <w:rPr>
           <w:lang w:val="id_ID" w:bidi="id_ID"/>
@@ -7492,36 +7444,24 @@
         </w:rPr>
         <w:t xml:space="preserve"> memperkenalkan penjelasan yang lebih panjang tentang “kedatangan” yang dimiliki oleh Paulus dan rekan-rekan sekerjanya di antara jemaat Tesalonika (lihat </w:t>
       </w:r>
-      <w:hyperlink r:id="rId20">
-        <w:r>
-          <w:rPr>
-            <w:lang w:val="id_ID" w:bidi="id_ID"/>
-          </w:rPr>
-          <w:rPr>
-            <w:color w:val="0000EE"/>
-            <w:u w:val="single"/>
-          </w:rPr>
-          <w:t>1:9</w:t>
-        </w:r>
-      </w:hyperlink>
+      <w:r>
+        <w:rPr>
+          <w:lang w:val="id_ID" w:bidi="id_ID"/>
+        </w:rPr>
+        <w:t>1:9</w:t>
+      </w:r>
       <w:r>
         <w:rPr>
           <w:lang w:val="id_ID" w:bidi="id_ID"/>
         </w:rPr>
         <w:t xml:space="preserve">). Penjelasan ini dapat ditemukan dalam </w:t>
       </w:r>
-      <w:hyperlink r:id="rId21">
-        <w:r>
-          <w:rPr>
-            <w:lang w:val="id_ID" w:bidi="id_ID"/>
-          </w:rPr>
-          <w:rPr>
-            <w:color w:val="0000EE"/>
-            <w:u w:val="single"/>
-          </w:rPr>
-          <w:t>2:1–12</w:t>
-        </w:r>
-      </w:hyperlink>
+      <w:r>
+        <w:rPr>
+          <w:lang w:val="id_ID" w:bidi="id_ID"/>
+        </w:rPr>
+        <w:t>2:1–12</w:t>
+      </w:r>
       <w:r>
         <w:rPr>
           <w:lang w:val="id_ID" w:bidi="id_ID"/>
@@ -7733,18 +7673,12 @@
         </w:rPr>
         <w:t xml:space="preserve">Di sini, sama seperti dalam </w:t>
       </w:r>
-      <w:hyperlink r:id="rId20">
-        <w:r>
-          <w:rPr>
-            <w:lang w:val="id_ID" w:bidi="id_ID"/>
-          </w:rPr>
-          <w:rPr>
-            <w:color w:val="0000EE"/>
-            <w:u w:val="single"/>
-          </w:rPr>
-          <w:t>1:9</w:t>
-        </w:r>
-      </w:hyperlink>
+      <w:r>
+        <w:rPr>
+          <w:lang w:val="id_ID" w:bidi="id_ID"/>
+        </w:rPr>
+        <w:t>1:9</w:t>
+      </w:r>
       <w:r>
         <w:rPr>
           <w:lang w:val="id_ID" w:bidi="id_ID"/>
@@ -7969,18 +7903,12 @@
         </w:rPr>
         <w:t xml:space="preserve"> memperkenalkan kontras dengan bagaimana Paulus dan rekan-rekan sekerjanya mungkin telah mengunjungi jemaat di Tesalonika “dengan kesia-siaan” (lihat </w:t>
       </w:r>
-      <w:hyperlink r:id="rId22">
-        <w:r>
-          <w:rPr>
-            <w:lang w:val="id_ID" w:bidi="id_ID"/>
-          </w:rPr>
-          <w:rPr>
-            <w:color w:val="0000EE"/>
-            <w:u w:val="single"/>
-          </w:rPr>
-          <w:t>2:1</w:t>
-        </w:r>
-      </w:hyperlink>
+      <w:r>
+        <w:rPr>
+          <w:lang w:val="id_ID" w:bidi="id_ID"/>
+        </w:rPr>
+        <w:t>2:1</w:t>
+      </w:r>
       <w:r>
         <w:rPr>
           <w:lang w:val="id_ID" w:bidi="id_ID"/>
@@ -8070,18 +7998,12 @@
         </w:rPr>
         <w:t xml:space="preserve">Kata-kata ini memberikan informasi latar belakang tentang apa yang terjadi ketika Paulus, Silwanus, dan Timotius berada di kota Filipi. Anda dapat membaca tentang hal ini dalam </w:t>
       </w:r>
-      <w:hyperlink r:id="rId23">
-        <w:r>
-          <w:rPr>
-            <w:lang w:val="id_ID" w:bidi="id_ID"/>
-          </w:rPr>
-          <w:rPr>
-            <w:color w:val="0000EE"/>
-            <w:u w:val="single"/>
-          </w:rPr>
-          <w:t>Kisah Para Rasul 16:16–40</w:t>
-        </w:r>
-      </w:hyperlink>
+      <w:r>
+        <w:rPr>
+          <w:lang w:val="id_ID" w:bidi="id_ID"/>
+        </w:rPr>
+        <w:t>Kisah Para Rasul 16:16–40</w:t>
+      </w:r>
       <w:r>
         <w:rPr>
           <w:lang w:val="id_ID" w:bidi="id_ID"/>
@@ -9985,18 +9907,12 @@
         </w:rPr>
         <w:t xml:space="preserve"> ke tempat yang wajar dalam bahasa Anda. Lihat bagaimana Anda menerjemahkan bentuk yang sama dalam </w:t>
       </w:r>
-      <w:hyperlink r:id="rId24">
-        <w:r>
-          <w:rPr>
-            <w:lang w:val="id_ID" w:bidi="id_ID"/>
-          </w:rPr>
-          <w:rPr>
-            <w:color w:val="0000EE"/>
-            <w:u w:val="single"/>
-          </w:rPr>
-          <w:t>2:2</w:t>
-        </w:r>
-      </w:hyperlink>
+      <w:r>
+        <w:rPr>
+          <w:lang w:val="id_ID" w:bidi="id_ID"/>
+        </w:rPr>
+        <w:t>2:2</w:t>
+      </w:r>
       <w:r>
         <w:rPr>
           <w:lang w:val="id_ID" w:bidi="id_ID"/>
@@ -11340,18 +11256,12 @@
         </w:rPr>
         <w:t xml:space="preserve">. Terjemahan alternatif: “di tengah-tengah kamu, sama seperti seorang ibu yang menghibur anak-anaknya sendiri” (2) penjelasan tentang apa yang akan ia katakan tentang bagaimana mereka merindukan jemaat di Tesalonika (lihat </w:t>
       </w:r>
-      <w:hyperlink r:id="rId25">
-        <w:r>
-          <w:rPr>
-            <w:lang w:val="id_ID" w:bidi="id_ID"/>
-          </w:rPr>
-          <w:rPr>
-            <w:color w:val="0000EE"/>
-            <w:u w:val="single"/>
-          </w:rPr>
-          <w:t>2:8</w:t>
-        </w:r>
-      </w:hyperlink>
+      <w:r>
+        <w:rPr>
+          <w:lang w:val="id_ID" w:bidi="id_ID"/>
+        </w:rPr>
+        <w:t>2:8</w:t>
+      </w:r>
       <w:r>
         <w:rPr>
           <w:lang w:val="id_ID" w:bidi="id_ID"/>
@@ -11646,18 +11556,12 @@
         </w:rPr>
         <w:t xml:space="preserve"> (lihat frasa yang sama dalam </w:t>
       </w:r>
-      <w:hyperlink r:id="rId24">
-        <w:r>
-          <w:rPr>
-            <w:lang w:val="id_ID" w:bidi="id_ID"/>
-          </w:rPr>
-          <w:rPr>
-            <w:color w:val="0000EE"/>
-            <w:u w:val="single"/>
-          </w:rPr>
-          <w:t>2:2</w:t>
-        </w:r>
-      </w:hyperlink>
+      <w:r>
+        <w:rPr>
+          <w:lang w:val="id_ID" w:bidi="id_ID"/>
+        </w:rPr>
+        <w:t>2:2</w:t>
+      </w:r>
       <w:r>
         <w:rPr>
           <w:lang w:val="id_ID" w:bidi="id_ID"/>
@@ -12318,18 +12222,12 @@
         </w:rPr>
         <w:t xml:space="preserve"> (lihat frasa yang sama dalam </w:t>
       </w:r>
-      <w:hyperlink r:id="rId25">
-        <w:r>
-          <w:rPr>
-            <w:lang w:val="id_ID" w:bidi="id_ID"/>
-          </w:rPr>
-          <w:rPr>
-            <w:color w:val="0000EE"/>
-            <w:u w:val="single"/>
-          </w:rPr>
-          <w:t>2:8</w:t>
-        </w:r>
-      </w:hyperlink>
+      <w:r>
+        <w:rPr>
+          <w:lang w:val="id_ID" w:bidi="id_ID"/>
+        </w:rPr>
+        <w:t>2:8</w:t>
+      </w:r>
       <w:r>
         <w:rPr>
           <w:lang w:val="id_ID" w:bidi="id_ID"/>
@@ -12676,18 +12574,12 @@
         </w:rPr>
         <w:t xml:space="preserve">Paulus meninggalkan beberapa kata yang dalam banyak bahasa diperlukan untuk melengkapi sebuah kalimat. Anda dapat menyediakan kata-kata ini dari ayat sebelumnya jika itu akan lebih jelas dalam bahasa Anda (lihat </w:t>
       </w:r>
-      <w:hyperlink r:id="rId26">
-        <w:r>
-          <w:rPr>
-            <w:lang w:val="id_ID" w:bidi="id_ID"/>
-          </w:rPr>
-          <w:rPr>
-            <w:color w:val="0000EE"/>
-            <w:u w:val="single"/>
-          </w:rPr>
-          <w:t>2:10</w:t>
-        </w:r>
-      </w:hyperlink>
+      <w:r>
+        <w:rPr>
+          <w:lang w:val="id_ID" w:bidi="id_ID"/>
+        </w:rPr>
+        <w:t>2:10</w:t>
+      </w:r>
       <w:r>
         <w:rPr>
           <w:lang w:val="id_ID" w:bidi="id_ID"/>
@@ -13680,18 +13572,12 @@
         </w:rPr>
         <w:t xml:space="preserve"> dapat menyiratkan hal itu: (1) Paulus dan rekan-rekan sekerjanya bersyukur kepada Allah tentang jemaat Tesalonika seperti yang dilakukan oleh orang-orang lain (lihat </w:t>
       </w:r>
-      <w:hyperlink r:id="rId27">
-        <w:r>
-          <w:rPr>
-            <w:lang w:val="id_ID" w:bidi="id_ID"/>
-          </w:rPr>
-          <w:rPr>
-            <w:color w:val="0000EE"/>
-            <w:u w:val="single"/>
-          </w:rPr>
-          <w:t>1:8–10</w:t>
-        </w:r>
-      </w:hyperlink>
+      <w:r>
+        <w:rPr>
+          <w:lang w:val="id_ID" w:bidi="id_ID"/>
+        </w:rPr>
+        <w:t>1:8–10</w:t>
+      </w:r>
       <w:r>
         <w:rPr>
           <w:lang w:val="id_ID" w:bidi="id_ID"/>
@@ -13794,18 +13680,12 @@
         </w:rPr>
         <w:t xml:space="preserve"> di sini sebagai generalisasi untuk penekanan. Jika itu akan membantu dalam bahasa Anda, Anda dapat menggunakan cara yang berbeda untuk mengekspresikan penekanannya. Lihatlah bagaimana Anda menerjemahkan bentuk yang sama dalam </w:t>
       </w:r>
-      <w:hyperlink r:id="rId15">
-        <w:r>
-          <w:rPr>
-            <w:lang w:val="id_ID" w:bidi="id_ID"/>
-          </w:rPr>
-          <w:rPr>
-            <w:color w:val="0000EE"/>
-            <w:u w:val="single"/>
-          </w:rPr>
-          <w:t>1:2</w:t>
-        </w:r>
-      </w:hyperlink>
+      <w:r>
+        <w:rPr>
+          <w:lang w:val="id_ID" w:bidi="id_ID"/>
+        </w:rPr>
+        <w:t>1:2</w:t>
+      </w:r>
       <w:r>
         <w:rPr>
           <w:lang w:val="id_ID" w:bidi="id_ID"/>
@@ -15829,36 +15709,24 @@
         </w:rPr>
         <w:t xml:space="preserve"> dapat memperkenalkan: (1) alasan mengapa Paulus mengatakan bahwa orang-orang Yahudi yang tidak percaya tidak “berkenan kepada Allah” dan “memusuhi semua orang” (lihat </w:t>
       </w:r>
-      <w:hyperlink r:id="rId28">
-        <w:r>
-          <w:rPr>
-            <w:lang w:val="id_ID" w:bidi="id_ID"/>
-          </w:rPr>
-          <w:rPr>
-            <w:color w:val="0000EE"/>
-            <w:u w:val="single"/>
-          </w:rPr>
-          <w:t>2:15</w:t>
-        </w:r>
-      </w:hyperlink>
+      <w:r>
+        <w:rPr>
+          <w:lang w:val="id_ID" w:bidi="id_ID"/>
+        </w:rPr>
+        <w:t>2:15</w:t>
+      </w:r>
       <w:r>
         <w:rPr>
           <w:lang w:val="id_ID" w:bidi="id_ID"/>
         </w:rPr>
         <w:t xml:space="preserve">). Terjemahan alternatif: “karena mereka melarang” atau ‘yang karena mereka melarang’ (2) cara-cara yang digunakan oleh orang-orang Yahudi yang tidak percaya untuk bertindak dengan cara-cara yang tidak ‘berkenan kepada Allah’ dan ‘memusuhi semua orang’ (lihat </w:t>
       </w:r>
-      <w:hyperlink r:id="rId28">
-        <w:r>
-          <w:rPr>
-            <w:lang w:val="id_ID" w:bidi="id_ID"/>
-          </w:rPr>
-          <w:rPr>
-            <w:color w:val="0000EE"/>
-            <w:u w:val="single"/>
-          </w:rPr>
-          <w:t>2:15</w:t>
-        </w:r>
-      </w:hyperlink>
+      <w:r>
+        <w:rPr>
+          <w:lang w:val="id_ID" w:bidi="id_ID"/>
+        </w:rPr>
+        <w:t>2:15</w:t>
+      </w:r>
       <w:r>
         <w:rPr>
           <w:lang w:val="id_ID" w:bidi="id_ID"/>
@@ -16724,18 +16592,12 @@
         </w:rPr>
         <w:t xml:space="preserve">, Anda dapat mengekspresikan ide yang sama dengan cara lain. Lihat bagaimana Anda menerjemahkan kata ini di </w:t>
       </w:r>
-      <w:hyperlink r:id="rId13">
-        <w:r>
-          <w:rPr>
-            <w:lang w:val="id_ID" w:bidi="id_ID"/>
-          </w:rPr>
-          <w:rPr>
-            <w:color w:val="0000EE"/>
-            <w:u w:val="single"/>
-          </w:rPr>
-          <w:t>1:10</w:t>
-        </w:r>
-      </w:hyperlink>
+      <w:r>
+        <w:rPr>
+          <w:lang w:val="id_ID" w:bidi="id_ID"/>
+        </w:rPr>
+        <w:t>1:10</w:t>
+      </w:r>
       <w:r>
         <w:rPr>
           <w:lang w:val="id_ID" w:bidi="id_ID"/>
@@ -17069,18 +16931,12 @@
         </w:rPr>
         <w:t xml:space="preserve">Di sini Paulus merujuk pada bagaimana ia dan rekan-rekan sekerjanya harus meninggalkan jemaat Tesalonika segera setelah tiba di kota mereka dan memberitakan kabar baik kepada mereka. Anda dapat membaca tentang hal ini dalam </w:t>
       </w:r>
-      <w:hyperlink r:id="rId29">
-        <w:r>
-          <w:rPr>
-            <w:lang w:val="id_ID" w:bidi="id_ID"/>
-          </w:rPr>
-          <w:rPr>
-            <w:color w:val="0000EE"/>
-            <w:u w:val="single"/>
-          </w:rPr>
-          <w:t>Kisah Para Rasul 17:1–10</w:t>
-        </w:r>
-      </w:hyperlink>
+      <w:r>
+        <w:rPr>
+          <w:lang w:val="id_ID" w:bidi="id_ID"/>
+        </w:rPr>
+        <w:t>Kisah Para Rasul 17:1–10</w:t>
+      </w:r>
       <w:r>
         <w:rPr>
           <w:lang w:val="id_ID" w:bidi="id_ID"/>
@@ -17170,18 +17026,12 @@
         </w:rPr>
         <w:t xml:space="preserve">Jika bahasa Anda tidak menggunakan bentuk pasif ini, Anda dapat mengungkapkan gagasan tersebut dalam bentuk aktif atau dengan cara lain yang wajar dalam bahasa Anda. Jika Anda harus menyatakan siapa yang melakukan tindakan tersebut, </w:t>
       </w:r>
-      <w:hyperlink r:id="rId29">
-        <w:r>
-          <w:rPr>
-            <w:lang w:val="id_ID" w:bidi="id_ID"/>
-          </w:rPr>
-          <w:rPr>
-            <w:color w:val="0000EE"/>
-            <w:u w:val="single"/>
-          </w:rPr>
-          <w:t>Kisah Para Rasul 17:1–10</w:t>
-        </w:r>
-      </w:hyperlink>
+      <w:r>
+        <w:rPr>
+          <w:lang w:val="id_ID" w:bidi="id_ID"/>
+        </w:rPr>
+        <w:t>Kisah Para Rasul 17:1–10</w:t>
+      </w:r>
       <w:r>
         <w:rPr>
           <w:lang w:val="id_ID" w:bidi="id_ID"/>
@@ -19430,36 +19280,24 @@
         </w:rPr>
         <w:t xml:space="preserve"> dapat memperkenalkan: (1) sebuah pernyataan ulang dari poin yang Paulus buat di ayat sebelumnya (Lihat: </w:t>
       </w:r>
-      <w:hyperlink r:id="rId30">
-        <w:r>
-          <w:rPr>
-            <w:lang w:val="id_ID" w:bidi="id_ID"/>
-          </w:rPr>
-          <w:rPr>
-            <w:color w:val="0000EE"/>
-            <w:u w:val="single"/>
-          </w:rPr>
-          <w:t>2:19</w:t>
-        </w:r>
-      </w:hyperlink>
+      <w:r>
+        <w:rPr>
+          <w:lang w:val="id_ID" w:bidi="id_ID"/>
+        </w:rPr>
+        <w:t>2:19</w:t>
+      </w:r>
       <w:r>
         <w:rPr>
           <w:lang w:val="id_ID" w:bidi="id_ID"/>
         </w:rPr>
         <w:t xml:space="preserve">). Terjemahan alternatif: “Ya,” (2) dasar dari poin yang Paulus sampaikan dalam ayat sebelumnya (Lihat: </w:t>
       </w:r>
-      <w:hyperlink r:id="rId30">
-        <w:r>
-          <w:rPr>
-            <w:lang w:val="id_ID" w:bidi="id_ID"/>
-          </w:rPr>
-          <w:rPr>
-            <w:color w:val="0000EE"/>
-            <w:u w:val="single"/>
-          </w:rPr>
-          <w:t>2:19</w:t>
-        </w:r>
-      </w:hyperlink>
+      <w:r>
+        <w:rPr>
+          <w:lang w:val="id_ID" w:bidi="id_ID"/>
+        </w:rPr>
+        <w:t>2:19</w:t>
+      </w:r>
       <w:r>
         <w:rPr>
           <w:lang w:val="id_ID" w:bidi="id_ID"/>
@@ -19671,18 +19509,12 @@
         </w:rPr>
         <w:t xml:space="preserve"> memperkenalkan sebuah kesimpulan atau hasil berdasarkan apa yang Paulus katakan di ayat-ayat sebelumnya tentang bagaimana ia dan rekan-rekan sekerjanya ingin mengunjungi jemaat di Tesalonika (lihat </w:t>
       </w:r>
-      <w:hyperlink r:id="rId31">
-        <w:r>
-          <w:rPr>
-            <w:lang w:val="id_ID" w:bidi="id_ID"/>
-          </w:rPr>
-          <w:rPr>
-            <w:color w:val="0000EE"/>
-            <w:u w:val="single"/>
-          </w:rPr>
-          <w:t>2:17–20</w:t>
-        </w:r>
-      </w:hyperlink>
+      <w:r>
+        <w:rPr>
+          <w:lang w:val="id_ID" w:bidi="id_ID"/>
+        </w:rPr>
+        <w:t>2:17–20</w:t>
+      </w:r>
       <w:r>
         <w:rPr>
           <w:lang w:val="id_ID" w:bidi="id_ID"/>
@@ -21181,18 +21013,12 @@
         </w:rPr>
         <w:t xml:space="preserve"> dapat memperkenalkan: (1) tujuan lain Paulus mengutus Timotius kepada jemaat di Tesalonika untuk menguatkan dan menghibur mereka (lihat </w:t>
       </w:r>
-      <w:hyperlink r:id="rId32">
-        <w:r>
-          <w:rPr>
-            <w:lang w:val="id_ID" w:bidi="id_ID"/>
-          </w:rPr>
-          <w:rPr>
-            <w:color w:val="0000EE"/>
-            <w:u w:val="single"/>
-          </w:rPr>
-          <w:t>3:2</w:t>
-        </w:r>
-      </w:hyperlink>
+      <w:r>
+        <w:rPr>
+          <w:lang w:val="id_ID" w:bidi="id_ID"/>
+        </w:rPr>
+        <w:t>3:2</w:t>
+      </w:r>
       <w:r>
         <w:rPr>
           <w:lang w:val="id_ID" w:bidi="id_ID"/>
@@ -22006,18 +21832,12 @@
         </w:rPr>
         <w:t xml:space="preserve"> memperkenalkan alasan lain mengapa jemaat Tesalonika harus “jangan ada orang yang digoyahkan karena kesusahan-kesusahan ini” (lihat </w:t>
       </w:r>
-      <w:hyperlink r:id="rId33">
-        <w:r>
-          <w:rPr>
-            <w:lang w:val="id_ID" w:bidi="id_ID"/>
-          </w:rPr>
-          <w:rPr>
-            <w:color w:val="0000EE"/>
-            <w:u w:val="single"/>
-          </w:rPr>
-          <w:t>3:3</w:t>
-        </w:r>
-      </w:hyperlink>
+      <w:r>
+        <w:rPr>
+          <w:lang w:val="id_ID" w:bidi="id_ID"/>
+        </w:rPr>
+        <w:t>3:3</w:t>
+      </w:r>
       <w:r>
         <w:rPr>
           <w:lang w:val="id_ID" w:bidi="id_ID"/>
@@ -22543,18 +22363,12 @@
         </w:rPr>
         <w:t xml:space="preserve"> dapat merujuk kepada: (1) apa yang Paulus katakan dalam ayat sebelumnya tentang bagaimana orang-orang percaya mengalami penderitaan (Lihat: </w:t>
       </w:r>
-      <w:hyperlink r:id="rId34">
-        <w:r>
-          <w:rPr>
-            <w:lang w:val="id_ID" w:bidi="id_ID"/>
-          </w:rPr>
-          <w:rPr>
-            <w:color w:val="0000EE"/>
-            <w:u w:val="single"/>
-          </w:rPr>
-          <w:t>3:4</w:t>
-        </w:r>
-      </w:hyperlink>
+      <w:r>
+        <w:rPr>
+          <w:lang w:val="id_ID" w:bidi="id_ID"/>
+        </w:rPr>
+        <w:t>3:4</w:t>
+      </w:r>
       <w:r>
         <w:rPr>
           <w:lang w:val="id_ID" w:bidi="id_ID"/>
@@ -22644,18 +22458,12 @@
         </w:rPr>
         <w:t xml:space="preserve">Di sini, seperti halnya dalam </w:t>
       </w:r>
-      <w:hyperlink r:id="rId35">
-        <w:r>
-          <w:rPr>
-            <w:lang w:val="id_ID" w:bidi="id_ID"/>
-          </w:rPr>
-          <w:rPr>
-            <w:color w:val="0000EE"/>
-            <w:u w:val="single"/>
-          </w:rPr>
-          <w:t>3:1</w:t>
-        </w:r>
-      </w:hyperlink>
+      <w:r>
+        <w:rPr>
+          <w:lang w:val="id_ID" w:bidi="id_ID"/>
+        </w:rPr>
+        <w:t>3:1</w:t>
+      </w:r>
       <w:r>
         <w:rPr>
           <w:lang w:val="id_ID" w:bidi="id_ID"/>
@@ -22784,18 +22592,12 @@
         </w:rPr>
         <w:t xml:space="preserve">Di sini, sama seperti dalam </w:t>
       </w:r>
-      <w:hyperlink r:id="rId35">
-        <w:r>
-          <w:rPr>
-            <w:lang w:val="id_ID" w:bidi="id_ID"/>
-          </w:rPr>
-          <w:rPr>
-            <w:color w:val="0000EE"/>
-            <w:u w:val="single"/>
-          </w:rPr>
-          <w:t>3:1</w:t>
-        </w:r>
-      </w:hyperlink>
+      <w:r>
+        <w:rPr>
+          <w:lang w:val="id_ID" w:bidi="id_ID"/>
+        </w:rPr>
+        <w:t>3:1</w:t>
+      </w:r>
       <w:r>
         <w:rPr>
           <w:lang w:val="id_ID" w:bidi="id_ID"/>
@@ -24852,18 +24654,12 @@
         </w:rPr>
         <w:t xml:space="preserve"> memperkenalkan alasan mengapa apa yang Paulus katakan di ayat sebelumnya tentang dikuatkan adalah benar (Lihat: </w:t>
       </w:r>
-      <w:hyperlink r:id="rId36">
-        <w:r>
-          <w:rPr>
-            <w:lang w:val="id_ID" w:bidi="id_ID"/>
-          </w:rPr>
-          <w:rPr>
-            <w:color w:val="0000EE"/>
-            <w:u w:val="single"/>
-          </w:rPr>
-          <w:t>3:7</w:t>
-        </w:r>
-      </w:hyperlink>
+      <w:r>
+        <w:rPr>
+          <w:lang w:val="id_ID" w:bidi="id_ID"/>
+        </w:rPr>
+        <w:t>3:7</w:t>
+      </w:r>
       <w:r>
         <w:rPr>
           <w:lang w:val="id_ID" w:bidi="id_ID"/>
@@ -27273,18 +27069,12 @@
         </w:rPr>
         <w:t xml:space="preserve"> merujuk kepada pribadi yang sama. Jika akan membantu dalam bahasa Anda, Anda dapat membuat ide ini lebih eksplisit. Lihatlah bagaimana Anda menerjemahkan frasa yang serupa dalam </w:t>
       </w:r>
-      <w:hyperlink r:id="rId14">
-        <w:r>
-          <w:rPr>
-            <w:lang w:val="id_ID" w:bidi="id_ID"/>
-          </w:rPr>
-          <w:rPr>
-            <w:color w:val="0000EE"/>
-            <w:u w:val="single"/>
-          </w:rPr>
-          <w:t>1:3</w:t>
-        </w:r>
-      </w:hyperlink>
+      <w:r>
+        <w:rPr>
+          <w:lang w:val="id_ID" w:bidi="id_ID"/>
+        </w:rPr>
+        <w:t>1:3</w:t>
+      </w:r>
       <w:r>
         <w:rPr>
           <w:lang w:val="id_ID" w:bidi="id_ID"/>
@@ -28220,18 +28010,12 @@
         </w:rPr>
         <w:t xml:space="preserve"> memperkenalkan tujuan Paulus berdoa agar Tuhan membuat jemaat Tesalonika bertambah dalam kasih (lihat </w:t>
       </w:r>
-      <w:hyperlink r:id="rId37">
-        <w:r>
-          <w:rPr>
-            <w:lang w:val="id_ID" w:bidi="id_ID"/>
-          </w:rPr>
-          <w:rPr>
-            <w:color w:val="0000EE"/>
-            <w:u w:val="single"/>
-          </w:rPr>
-          <w:t>3:12</w:t>
-        </w:r>
-      </w:hyperlink>
+      <w:r>
+        <w:rPr>
+          <w:lang w:val="id_ID" w:bidi="id_ID"/>
+        </w:rPr>
+        <w:t>3:12</w:t>
+      </w:r>
       <w:r>
         <w:rPr>
           <w:lang w:val="id_ID" w:bidi="id_ID"/>
@@ -28770,18 +28554,12 @@
         </w:rPr>
         <w:t xml:space="preserve"> merujuk kepada pribadi yang sama. Jika akan membantu dalam bahasa Anda, Anda dapat membuat ide ini lebih eksplisit. Lihatlah bagaimana Anda menerjemahkan frasa yang serupa dalam </w:t>
       </w:r>
-      <w:hyperlink r:id="rId38">
-        <w:r>
-          <w:rPr>
-            <w:lang w:val="id_ID" w:bidi="id_ID"/>
-          </w:rPr>
-          <w:rPr>
-            <w:color w:val="0000EE"/>
-            <w:u w:val="single"/>
-          </w:rPr>
-          <w:t>3:11</w:t>
-        </w:r>
-      </w:hyperlink>
+      <w:r>
+        <w:rPr>
+          <w:lang w:val="id_ID" w:bidi="id_ID"/>
+        </w:rPr>
+        <w:t>3:11</w:t>
+      </w:r>
       <w:r>
         <w:rPr>
           <w:lang w:val="id_ID" w:bidi="id_ID"/>
@@ -29595,18 +29373,12 @@
         </w:rPr>
         <w:t xml:space="preserve">. Jika itu akan membantu dalam bahasa Anda, Anda dapat menyatakan maknanya dengan jelas. Lihatlah bagaimana Anda menerjemahkan frasa yang sama dalam </w:t>
       </w:r>
-      <w:hyperlink r:id="rId39">
-        <w:r>
-          <w:rPr>
-            <w:lang w:val="id_ID" w:bidi="id_ID"/>
-          </w:rPr>
-          <w:rPr>
-            <w:color w:val="0000EE"/>
-            <w:u w:val="single"/>
-          </w:rPr>
-          <w:t>2:12</w:t>
-        </w:r>
-      </w:hyperlink>
+      <w:r>
+        <w:rPr>
+          <w:lang w:val="id_ID" w:bidi="id_ID"/>
+        </w:rPr>
+        <w:t>2:12</w:t>
+      </w:r>
       <w:r>
         <w:rPr>
           <w:lang w:val="id_ID" w:bidi="id_ID"/>
@@ -30075,18 +29847,12 @@
         </w:rPr>
         <w:t xml:space="preserve"> memperkenalkan penjelasan lebih lanjut tentang apa yang Paulus katakan di ayat sebelumnya tentang bagaimana jemaat Tesalonika menerima instruksi dari Paulus dan rekan-rekan sekerjanya (Lihat: </w:t>
       </w:r>
-      <w:hyperlink r:id="rId40">
-        <w:r>
-          <w:rPr>
-            <w:lang w:val="id_ID" w:bidi="id_ID"/>
-          </w:rPr>
-          <w:rPr>
-            <w:color w:val="0000EE"/>
-            <w:u w:val="single"/>
-          </w:rPr>
-          <w:t>4:1</w:t>
-        </w:r>
-      </w:hyperlink>
+      <w:r>
+        <w:rPr>
+          <w:lang w:val="id_ID" w:bidi="id_ID"/>
+        </w:rPr>
+        <w:t>4:1</w:t>
+      </w:r>
       <w:r>
         <w:rPr>
           <w:lang w:val="id_ID" w:bidi="id_ID"/>
@@ -30407,18 +30173,12 @@
         </w:rPr>
         <w:t xml:space="preserve"> memperkenalkan contoh-contoh spesifik dari “perintah” yang Paulus dan rekan-rekan sekerjanya berikan kepada jemaat di Tesalonika (Lihat: </w:t>
       </w:r>
-      <w:hyperlink r:id="rId41">
-        <w:r>
-          <w:rPr>
-            <w:lang w:val="id_ID" w:bidi="id_ID"/>
-          </w:rPr>
-          <w:rPr>
-            <w:color w:val="0000EE"/>
-            <w:u w:val="single"/>
-          </w:rPr>
-          <w:t>4:2</w:t>
-        </w:r>
-      </w:hyperlink>
+      <w:r>
+        <w:rPr>
+          <w:lang w:val="id_ID" w:bidi="id_ID"/>
+        </w:rPr>
+        <w:t>4:2</w:t>
+      </w:r>
       <w:r>
         <w:rPr>
           <w:lang w:val="id_ID" w:bidi="id_ID"/>
@@ -30791,18 +30551,12 @@
         </w:rPr>
         <w:t xml:space="preserve">”. Penjelasan ini berlanjut dalam </w:t>
       </w:r>
-      <w:hyperlink r:id="rId42">
-        <w:r>
-          <w:rPr>
-            <w:lang w:val="id_ID" w:bidi="id_ID"/>
-          </w:rPr>
-          <w:rPr>
-            <w:color w:val="0000EE"/>
-            <w:u w:val="single"/>
-          </w:rPr>
-          <w:t>4:4–6</w:t>
-        </w:r>
-      </w:hyperlink>
+      <w:r>
+        <w:rPr>
+          <w:lang w:val="id_ID" w:bidi="id_ID"/>
+        </w:rPr>
+        <w:t>4:4–6</w:t>
+      </w:r>
       <w:r>
         <w:rPr>
           <w:lang w:val="id_ID" w:bidi="id_ID"/>
@@ -31064,36 +30818,24 @@
         </w:rPr>
         <w:t xml:space="preserve"> dapat (1) memberikan contoh lain tentang apa arti “pengudusan” (Lihat: </w:t>
       </w:r>
-      <w:hyperlink r:id="rId43">
-        <w:r>
-          <w:rPr>
-            <w:lang w:val="id_ID" w:bidi="id_ID"/>
-          </w:rPr>
-          <w:rPr>
-            <w:color w:val="0000EE"/>
-            <w:u w:val="single"/>
-          </w:rPr>
-          <w:t>4:3</w:t>
-        </w:r>
-      </w:hyperlink>
+      <w:r>
+        <w:rPr>
+          <w:lang w:val="id_ID" w:bidi="id_ID"/>
+        </w:rPr>
+        <w:t>4:3</w:t>
+      </w:r>
       <w:r>
         <w:rPr>
           <w:lang w:val="id_ID" w:bidi="id_ID"/>
         </w:rPr>
         <w:t xml:space="preserve">). Terjemahan alternatif: “dan supaya kamu masing-masing tahu” (2) menjelaskan secara lebih spesifik apa yang dimaksud dengan menghindari ‘percabulan’ (Lihat: </w:t>
       </w:r>
-      <w:hyperlink r:id="rId43">
-        <w:r>
-          <w:rPr>
-            <w:lang w:val="id_ID" w:bidi="id_ID"/>
-          </w:rPr>
-          <w:rPr>
-            <w:color w:val="0000EE"/>
-            <w:u w:val="single"/>
-          </w:rPr>
-          <w:t>4:3</w:t>
-        </w:r>
-      </w:hyperlink>
+      <w:r>
+        <w:rPr>
+          <w:lang w:val="id_ID" w:bidi="id_ID"/>
+        </w:rPr>
+        <w:t>4:3</w:t>
+      </w:r>
       <w:r>
         <w:rPr>
           <w:lang w:val="id_ID" w:bidi="id_ID"/>
@@ -31832,18 +31574,12 @@
         </w:rPr>
         <w:t xml:space="preserve"> kontras dengan frasa sebelumnya “dalam kekudusan dan kehormatan” (Lihat: </w:t>
       </w:r>
-      <w:hyperlink r:id="rId44">
-        <w:r>
-          <w:rPr>
-            <w:lang w:val="id_ID" w:bidi="id_ID"/>
-          </w:rPr>
-          <w:rPr>
-            <w:color w:val="0000EE"/>
-            <w:u w:val="single"/>
-          </w:rPr>
-          <w:t>4:4</w:t>
-        </w:r>
-      </w:hyperlink>
+      <w:r>
+        <w:rPr>
+          <w:lang w:val="id_ID" w:bidi="id_ID"/>
+        </w:rPr>
+        <w:t>4:4</w:t>
+      </w:r>
       <w:r>
         <w:rPr>
           <w:lang w:val="id_ID" w:bidi="id_ID"/>
@@ -32491,54 +32227,36 @@
         </w:rPr>
         <w:t xml:space="preserve"> dapat memperkenalkan: (1) tujuan dari apa yang Paulus katakan dalam </w:t>
       </w:r>
-      <w:hyperlink r:id="rId45">
-        <w:r>
-          <w:rPr>
-            <w:lang w:val="id_ID" w:bidi="id_ID"/>
-          </w:rPr>
-          <w:rPr>
-            <w:color w:val="0000EE"/>
-            <w:u w:val="single"/>
-          </w:rPr>
-          <w:t>4:3–5</w:t>
-        </w:r>
-      </w:hyperlink>
+      <w:r>
+        <w:rPr>
+          <w:lang w:val="id_ID" w:bidi="id_ID"/>
+        </w:rPr>
+        <w:t>4:3–5</w:t>
+      </w:r>
       <w:r>
         <w:rPr>
           <w:lang w:val="id_ID" w:bidi="id_ID"/>
         </w:rPr>
         <w:t xml:space="preserve"> tentang menjauhkan diri dari percabulan. Terjemahan alternatif: “supaya tidak melanggar” (2) contoh lain dari arti ‘pengudusan’ (Lihat: </w:t>
       </w:r>
-      <w:hyperlink r:id="rId43">
-        <w:r>
-          <w:rPr>
-            <w:lang w:val="id_ID" w:bidi="id_ID"/>
-          </w:rPr>
-          <w:rPr>
-            <w:color w:val="0000EE"/>
-            <w:u w:val="single"/>
-          </w:rPr>
-          <w:t>4:3</w:t>
-        </w:r>
-      </w:hyperlink>
+      <w:r>
+        <w:rPr>
+          <w:lang w:val="id_ID" w:bidi="id_ID"/>
+        </w:rPr>
+        <w:t>4:3</w:t>
+      </w:r>
       <w:r>
         <w:rPr>
           <w:lang w:val="id_ID" w:bidi="id_ID"/>
         </w:rPr>
         <w:t xml:space="preserve">). Terjemahan alternatif: “dan supaya kamu masing-masing jangan melanggar” (3) penjelasan lain tentang apa yang dimaksud dengan menghindari ‘percabulan’ (Lihat: </w:t>
       </w:r>
-      <w:hyperlink r:id="rId43">
-        <w:r>
-          <w:rPr>
-            <w:lang w:val="id_ID" w:bidi="id_ID"/>
-          </w:rPr>
-          <w:rPr>
-            <w:color w:val="0000EE"/>
-            <w:u w:val="single"/>
-          </w:rPr>
-          <w:t>4:3</w:t>
-        </w:r>
-      </w:hyperlink>
+      <w:r>
+        <w:rPr>
+          <w:lang w:val="id_ID" w:bidi="id_ID"/>
+        </w:rPr>
+        <w:t>4:3</w:t>
+      </w:r>
       <w:r>
         <w:rPr>
           <w:lang w:val="id_ID" w:bidi="id_ID"/>
@@ -33448,18 +33166,12 @@
         </w:rPr>
         <w:t xml:space="preserve"> memperkenalkan alasan atau dasar dari apa yang Paulus katakan tentang menghindari percabulan (Lihat: </w:t>
       </w:r>
-      <w:hyperlink r:id="rId46">
-        <w:r>
-          <w:rPr>
-            <w:lang w:val="id_ID" w:bidi="id_ID"/>
-          </w:rPr>
-          <w:rPr>
-            <w:color w:val="0000EE"/>
-            <w:u w:val="single"/>
-          </w:rPr>
-          <w:t>4:3–6</w:t>
-        </w:r>
-      </w:hyperlink>
+      <w:r>
+        <w:rPr>
+          <w:lang w:val="id_ID" w:bidi="id_ID"/>
+        </w:rPr>
+        <w:t>4:3–6</w:t>
+      </w:r>
       <w:r>
         <w:rPr>
           <w:lang w:val="id_ID" w:bidi="id_ID"/>
@@ -33850,18 +33562,12 @@
         </w:rPr>
         <w:t xml:space="preserve"> memperkenalkan sebuah kesimpulan atau kesimpulan dari apa yang Paulus katakan dalam </w:t>
       </w:r>
-      <w:hyperlink r:id="rId47">
-        <w:r>
-          <w:rPr>
-            <w:lang w:val="id_ID" w:bidi="id_ID"/>
-          </w:rPr>
-          <w:rPr>
-            <w:color w:val="0000EE"/>
-            <w:u w:val="single"/>
-          </w:rPr>
-          <w:t>4:3–7</w:t>
-        </w:r>
-      </w:hyperlink>
+      <w:r>
+        <w:rPr>
+          <w:lang w:val="id_ID" w:bidi="id_ID"/>
+        </w:rPr>
+        <w:t>4:3–7</w:t>
+      </w:r>
       <w:r>
         <w:rPr>
           <w:lang w:val="id_ID" w:bidi="id_ID"/>
@@ -35302,18 +35008,12 @@
         </w:rPr>
         <w:t xml:space="preserve"> memperkenalkan alasan lain mengapa Paulus dan rekan-rekan sekerjanya tidak perlu menulis kepada jemaat di Tesalonika (lihat </w:t>
       </w:r>
-      <w:hyperlink r:id="rId48">
-        <w:r>
-          <w:rPr>
-            <w:lang w:val="id_ID" w:bidi="id_ID"/>
-          </w:rPr>
-          <w:rPr>
-            <w:color w:val="0000EE"/>
-            <w:u w:val="single"/>
-          </w:rPr>
-          <w:t>4:9</w:t>
-        </w:r>
-      </w:hyperlink>
+      <w:r>
+        <w:rPr>
+          <w:lang w:val="id_ID" w:bidi="id_ID"/>
+        </w:rPr>
+        <w:t>4:9</w:t>
+      </w:r>
       <w:r>
         <w:rPr>
           <w:lang w:val="id_ID" w:bidi="id_ID"/>
@@ -35429,18 +35129,12 @@
         </w:rPr>
         <w:t xml:space="preserve"> merujuk kepada “kasih persaudaraan” (lihat </w:t>
       </w:r>
-      <w:hyperlink r:id="rId48">
-        <w:r>
-          <w:rPr>
-            <w:lang w:val="id_ID" w:bidi="id_ID"/>
-          </w:rPr>
-          <w:rPr>
-            <w:color w:val="0000EE"/>
-            <w:u w:val="single"/>
-          </w:rPr>
-          <w:t>4:9</w:t>
-        </w:r>
-      </w:hyperlink>
+      <w:r>
+        <w:rPr>
+          <w:lang w:val="id_ID" w:bidi="id_ID"/>
+        </w:rPr>
+        <w:t>4:9</w:t>
+      </w:r>
       <w:r>
         <w:rPr>
           <w:lang w:val="id_ID" w:bidi="id_ID"/>
@@ -36158,36 +35852,24 @@
         </w:rPr>
         <w:t xml:space="preserve"> dapat memperkenalkan: (1) hasil dari melakukan apa yang diperintahkan oleh Paulus dalam </w:t>
       </w:r>
-      <w:hyperlink r:id="rId49">
-        <w:r>
-          <w:rPr>
-            <w:lang w:val="id_ID" w:bidi="id_ID"/>
-          </w:rPr>
-          <w:rPr>
-            <w:color w:val="0000EE"/>
-            <w:u w:val="single"/>
-          </w:rPr>
-          <w:t>4:10–11</w:t>
-        </w:r>
-      </w:hyperlink>
+      <w:r>
+        <w:rPr>
+          <w:lang w:val="id_ID" w:bidi="id_ID"/>
+        </w:rPr>
+        <w:t>4:10–11</w:t>
+      </w:r>
       <w:r>
         <w:rPr>
           <w:lang w:val="id_ID" w:bidi="id_ID"/>
         </w:rPr>
         <w:t xml:space="preserve">. Terjemahan alternatif: “dengan hasil bahwa” (2) tujuan dari melakukan apa yang telah diperintahkan oleh Paulus dalam </w:t>
       </w:r>
-      <w:hyperlink r:id="rId49">
-        <w:r>
-          <w:rPr>
-            <w:lang w:val="id_ID" w:bidi="id_ID"/>
-          </w:rPr>
-          <w:rPr>
-            <w:color w:val="0000EE"/>
-            <w:u w:val="single"/>
-          </w:rPr>
-          <w:t>4:10–11</w:t>
-        </w:r>
-      </w:hyperlink>
+      <w:r>
+        <w:rPr>
+          <w:lang w:val="id_ID" w:bidi="id_ID"/>
+        </w:rPr>
+        <w:t>4:10–11</w:t>
+      </w:r>
       <w:r>
         <w:rPr>
           <w:lang w:val="id_ID" w:bidi="id_ID"/>
@@ -38314,18 +37996,12 @@
         </w:rPr>
         <w:t xml:space="preserve">Lihat bagaimana Anda menerjemahkan frasa yang sama dalam </w:t>
       </w:r>
-      <w:hyperlink r:id="rId50">
-        <w:r>
-          <w:rPr>
-            <w:lang w:val="id_ID" w:bidi="id_ID"/>
-          </w:rPr>
-          <w:rPr>
-            <w:color w:val="0000EE"/>
-            <w:u w:val="single"/>
-          </w:rPr>
-          <w:t>4:13</w:t>
-        </w:r>
-      </w:hyperlink>
+      <w:r>
+        <w:rPr>
+          <w:lang w:val="id_ID" w:bidi="id_ID"/>
+        </w:rPr>
+        <w:t>4:13</w:t>
+      </w:r>
       <w:r>
         <w:rPr>
           <w:lang w:val="id_ID" w:bidi="id_ID"/>
@@ -39339,18 +39015,12 @@
         </w:rPr>
         <w:t xml:space="preserve"> mengacu pada waktu tertentu di masa depan ketika Yesus akan datang kembali ke bumi, menghakimi semua orang, menghukum orang-orang yang tidak percaya, dan memberi pahala kepada orang-orang yang percaya. Jika akan membantu dalam bahasa Anda, Anda dapat membuat ide ini lebih eksplisit. Lihatlah bagaimana Anda menerjemahkan frasa yang serupa dalam </w:t>
       </w:r>
-      <w:hyperlink r:id="rId51">
-        <w:r>
-          <w:rPr>
-            <w:lang w:val="id_ID" w:bidi="id_ID"/>
-          </w:rPr>
-          <w:rPr>
-            <w:color w:val="0000EE"/>
-            <w:u w:val="single"/>
-          </w:rPr>
-          <w:t>3:13</w:t>
-        </w:r>
-      </w:hyperlink>
+      <w:r>
+        <w:rPr>
+          <w:lang w:val="id_ID" w:bidi="id_ID"/>
+        </w:rPr>
+        <w:t>3:13</w:t>
+      </w:r>
       <w:r>
         <w:rPr>
           <w:lang w:val="id_ID" w:bidi="id_ID"/>
@@ -39549,18 +39219,12 @@
         </w:rPr>
         <w:t xml:space="preserve"> menunjukkan bahwa orang-orang yang masih hidup ketika Yesus datang kembali tidak akan bertemu dengan-Nya terlebih dahulu. Sebaliknya, orang-orang percaya yang telah meninggal akan bertemu dengan-Nya terlebih dahulu, baru kemudian orang-orang percaya yang masih hidup akan bertemu dengan-Nya. Paulus menjelaskan hal ini lebih lanjut dalam ayat berikut (lihat </w:t>
       </w:r>
-      <w:hyperlink r:id="rId52">
-        <w:r>
-          <w:rPr>
-            <w:lang w:val="id_ID" w:bidi="id_ID"/>
-          </w:rPr>
-          <w:rPr>
-            <w:color w:val="0000EE"/>
-            <w:u w:val="single"/>
-          </w:rPr>
-          <w:t>4:16</w:t>
-        </w:r>
-      </w:hyperlink>
+      <w:r>
+        <w:rPr>
+          <w:lang w:val="id_ID" w:bidi="id_ID"/>
+        </w:rPr>
+        <w:t>4:16</w:t>
+      </w:r>
       <w:r>
         <w:rPr>
           <w:lang w:val="id_ID" w:bidi="id_ID"/>
@@ -39650,18 +39314,12 @@
         </w:rPr>
         <w:t xml:space="preserve">Lihat bagaimana Anda menerjemahkan frasa yang sama dalam </w:t>
       </w:r>
-      <w:hyperlink r:id="rId53">
-        <w:r>
-          <w:rPr>
-            <w:lang w:val="id_ID" w:bidi="id_ID"/>
-          </w:rPr>
-          <w:rPr>
-            <w:color w:val="0000EE"/>
-            <w:u w:val="single"/>
-          </w:rPr>
-          <w:t>4:13–14</w:t>
-        </w:r>
-      </w:hyperlink>
+      <w:r>
+        <w:rPr>
+          <w:lang w:val="id_ID" w:bidi="id_ID"/>
+        </w:rPr>
+        <w:t>4:13–14</w:t>
+      </w:r>
       <w:r>
         <w:rPr>
           <w:lang w:val="id_ID" w:bidi="id_ID"/>
@@ -39764,36 +39422,24 @@
         </w:rPr>
         <w:t xml:space="preserve"> memperkenalkan sebuah elaborasi atau penjelasan tentang apa yang Paulus katakan dalam ayat sebelumnya tentang bagaimana orang percaya yang masih hidup tidak akan “mendahului” orang percaya yang sudah mati (lihat </w:t>
       </w:r>
-      <w:hyperlink r:id="rId54">
-        <w:r>
-          <w:rPr>
-            <w:lang w:val="id_ID" w:bidi="id_ID"/>
-          </w:rPr>
-          <w:rPr>
-            <w:color w:val="0000EE"/>
-            <w:u w:val="single"/>
-          </w:rPr>
-          <w:t>4:15</w:t>
-        </w:r>
-      </w:hyperlink>
+      <w:r>
+        <w:rPr>
+          <w:lang w:val="id_ID" w:bidi="id_ID"/>
+        </w:rPr>
+        <w:t>4:15</w:t>
+      </w:r>
       <w:r>
         <w:rPr>
           <w:lang w:val="id_ID" w:bidi="id_ID"/>
         </w:rPr>
         <w:t xml:space="preserve">). Penjelasan ini berlanjut dalam </w:t>
       </w:r>
-      <w:hyperlink r:id="rId55">
-        <w:r>
-          <w:rPr>
-            <w:lang w:val="id_ID" w:bidi="id_ID"/>
-          </w:rPr>
-          <w:rPr>
-            <w:color w:val="0000EE"/>
-            <w:u w:val="single"/>
-          </w:rPr>
-          <w:t>4:17</w:t>
-        </w:r>
-      </w:hyperlink>
+      <w:r>
+        <w:rPr>
+          <w:lang w:val="id_ID" w:bidi="id_ID"/>
+        </w:rPr>
+        <w:t>4:17</w:t>
+      </w:r>
       <w:r>
         <w:rPr>
           <w:lang w:val="id_ID" w:bidi="id_ID"/>
@@ -41243,18 +40889,12 @@
         </w:rPr>
         <w:t xml:space="preserve"> dari orang lain. Pastikan bahwa perbedaan ini jelas dalam terjemahan Anda. Lihat bagaimana Anda menerjemahkan frasa-frasa yang serupa dalam </w:t>
       </w:r>
-      <w:hyperlink r:id="rId54">
-        <w:r>
-          <w:rPr>
-            <w:lang w:val="id_ID" w:bidi="id_ID"/>
-          </w:rPr>
-          <w:rPr>
-            <w:color w:val="0000EE"/>
-            <w:u w:val="single"/>
-          </w:rPr>
-          <w:t>4:15</w:t>
-        </w:r>
-      </w:hyperlink>
+      <w:r>
+        <w:rPr>
+          <w:lang w:val="id_ID" w:bidi="id_ID"/>
+        </w:rPr>
+        <w:t>4:15</w:t>
+      </w:r>
       <w:r>
         <w:rPr>
           <w:lang w:val="id_ID" w:bidi="id_ID"/>
@@ -41985,18 +41625,12 @@
         </w:rPr>
         <w:t xml:space="preserve"> merujuk pada apa yang Paulus katakan dalam </w:t>
       </w:r>
-      <w:hyperlink r:id="rId56">
-        <w:r>
-          <w:rPr>
-            <w:lang w:val="id_ID" w:bidi="id_ID"/>
-          </w:rPr>
-          <w:rPr>
-            <w:color w:val="0000EE"/>
-            <w:u w:val="single"/>
-          </w:rPr>
-          <w:t>4:13–17</w:t>
-        </w:r>
-      </w:hyperlink>
+      <w:r>
+        <w:rPr>
+          <w:lang w:val="id_ID" w:bidi="id_ID"/>
+        </w:rPr>
+        <w:t>4:13–17</w:t>
+      </w:r>
       <w:r>
         <w:rPr>
           <w:lang w:val="id_ID" w:bidi="id_ID"/>
@@ -44559,18 +44193,12 @@
         </w:rPr>
         <w:t xml:space="preserve">Di sini Paulus kembali merujuk kepada apa yang disebutnya “hari Tuhan” dalam </w:t>
       </w:r>
-      <w:hyperlink r:id="rId57">
-        <w:r>
-          <w:rPr>
-            <w:lang w:val="id_ID" w:bidi="id_ID"/>
-          </w:rPr>
-          <w:rPr>
-            <w:color w:val="0000EE"/>
-            <w:u w:val="single"/>
-          </w:rPr>
-          <w:t>5:2</w:t>
-        </w:r>
-      </w:hyperlink>
+      <w:r>
+        <w:rPr>
+          <w:lang w:val="id_ID" w:bidi="id_ID"/>
+        </w:rPr>
+        <w:t>5:2</w:t>
+      </w:r>
       <w:r>
         <w:rPr>
           <w:lang w:val="id_ID" w:bidi="id_ID"/>
@@ -44590,18 +44218,12 @@
         </w:rPr>
         <w:t xml:space="preserve"> yang sama, dan ungkapkan gagasannya seperti yang Anda lakukan dalam </w:t>
       </w:r>
-      <w:hyperlink r:id="rId57">
-        <w:r>
-          <w:rPr>
-            <w:lang w:val="id_ID" w:bidi="id_ID"/>
-          </w:rPr>
-          <w:rPr>
-            <w:color w:val="0000EE"/>
-            <w:u w:val="single"/>
-          </w:rPr>
-          <w:t>5:2</w:t>
-        </w:r>
-      </w:hyperlink>
+      <w:r>
+        <w:rPr>
+          <w:lang w:val="id_ID" w:bidi="id_ID"/>
+        </w:rPr>
+        <w:t>5:2</w:t>
+      </w:r>
       <w:r>
         <w:rPr>
           <w:lang w:val="id_ID" w:bidi="id_ID"/>
@@ -44909,18 +44531,12 @@
         </w:rPr>
         <w:t xml:space="preserve"> memperkenalkan alasan atau dasar dari apa yang Paulus katakan tentang bagaimana “hari” tidak akan menyusul jemaat Tesalonika (lihat </w:t>
       </w:r>
-      <w:hyperlink r:id="rId57">
-        <w:r>
-          <w:rPr>
-            <w:lang w:val="id_ID" w:bidi="id_ID"/>
-          </w:rPr>
-          <w:rPr>
-            <w:color w:val="0000EE"/>
-            <w:u w:val="single"/>
-          </w:rPr>
-          <w:t>5:2</w:t>
-        </w:r>
-      </w:hyperlink>
+      <w:r>
+        <w:rPr>
+          <w:lang w:val="id_ID" w:bidi="id_ID"/>
+        </w:rPr>
+        <w:t>5:2</w:t>
+      </w:r>
       <w:r>
         <w:rPr>
           <w:lang w:val="id_ID" w:bidi="id_ID"/>
@@ -46497,18 +46113,12 @@
         </w:rPr>
         <w:t xml:space="preserve"> memperkenalkan penjelasan lebih lanjut tentang kontras antara malam dan siang (lihat </w:t>
       </w:r>
-      <w:hyperlink r:id="rId58">
-        <w:r>
-          <w:rPr>
-            <w:lang w:val="id_ID" w:bidi="id_ID"/>
-          </w:rPr>
-          <w:rPr>
-            <w:color w:val="0000EE"/>
-            <w:u w:val="single"/>
-          </w:rPr>
-          <w:t>5:8</w:t>
-        </w:r>
-      </w:hyperlink>
+      <w:r>
+        <w:rPr>
+          <w:lang w:val="id_ID" w:bidi="id_ID"/>
+        </w:rPr>
+        <w:t>5:8</w:t>
+      </w:r>
       <w:r>
         <w:rPr>
           <w:lang w:val="id_ID" w:bidi="id_ID"/>
@@ -46848,18 +46458,12 @@
         </w:rPr>
         <w:t xml:space="preserve"> memperkenalkan kontras dengan orang-orang yang “tidur” dan “mabuk” pada malam hari (lihat </w:t>
       </w:r>
-      <w:hyperlink r:id="rId59">
-        <w:r>
-          <w:rPr>
-            <w:lang w:val="id_ID" w:bidi="id_ID"/>
-          </w:rPr>
-          <w:rPr>
-            <w:color w:val="0000EE"/>
-            <w:u w:val="single"/>
-          </w:rPr>
-          <w:t>5:7</w:t>
-        </w:r>
-      </w:hyperlink>
+      <w:r>
+        <w:rPr>
+          <w:lang w:val="id_ID" w:bidi="id_ID"/>
+        </w:rPr>
+        <w:t>5:7</w:t>
+      </w:r>
       <w:r>
         <w:rPr>
           <w:lang w:val="id_ID" w:bidi="id_ID"/>
@@ -47167,18 +46771,12 @@
         </w:rPr>
         <w:t xml:space="preserve"> pada dasarnya memiliki arti yang sama dengan frasa “anak-anak siang” dalam </w:t>
       </w:r>
-      <w:hyperlink r:id="rId60">
-        <w:r>
-          <w:rPr>
-            <w:lang w:val="id_ID" w:bidi="id_ID"/>
-          </w:rPr>
-          <w:rPr>
-            <w:color w:val="0000EE"/>
-            <w:u w:val="single"/>
-          </w:rPr>
-          <w:t>5:5</w:t>
-        </w:r>
-      </w:hyperlink>
+      <w:r>
+        <w:rPr>
+          <w:lang w:val="id_ID" w:bidi="id_ID"/>
+        </w:rPr>
+        <w:t>5:5</w:t>
+      </w:r>
       <w:r>
         <w:rPr>
           <w:lang w:val="id_ID" w:bidi="id_ID"/>
@@ -47281,18 +46879,12 @@
         </w:rPr>
         <w:t xml:space="preserve"> kontras dengan frasa “mabuk” dalam ayat sebelumnya (</w:t>
       </w:r>
-      <w:hyperlink r:id="rId59">
-        <w:r>
-          <w:rPr>
-            <w:lang w:val="id_ID" w:bidi="id_ID"/>
-          </w:rPr>
-          <w:rPr>
-            <w:color w:val="0000EE"/>
-            <w:u w:val="single"/>
-          </w:rPr>
-          <w:t>5:7</w:t>
-        </w:r>
-      </w:hyperlink>
+      <w:r>
+        <w:rPr>
+          <w:lang w:val="id_ID" w:bidi="id_ID"/>
+        </w:rPr>
+        <w:t>5:7</w:t>
+      </w:r>
       <w:r>
         <w:rPr>
           <w:lang w:val="id_ID" w:bidi="id_ID"/>
@@ -48038,18 +47630,12 @@
         </w:rPr>
         <w:t xml:space="preserve"> memperkenalkan alasan mengapa jemaat Tesalonika harus melakukan apa yang diperintahkan Paulus kepada mereka dalam </w:t>
       </w:r>
-      <w:hyperlink r:id="rId61">
-        <w:r>
-          <w:rPr>
-            <w:lang w:val="id_ID" w:bidi="id_ID"/>
-          </w:rPr>
-          <w:rPr>
-            <w:color w:val="0000EE"/>
-            <w:u w:val="single"/>
-          </w:rPr>
-          <w:t>5:6–8</w:t>
-        </w:r>
-      </w:hyperlink>
+      <w:r>
+        <w:rPr>
+          <w:lang w:val="id_ID" w:bidi="id_ID"/>
+        </w:rPr>
+        <w:t>5:6–8</w:t>
+      </w:r>
       <w:r>
         <w:rPr>
           <w:lang w:val="id_ID" w:bidi="id_ID"/>
@@ -51912,18 +51498,12 @@
         </w:rPr>
         <w:t xml:space="preserve"> dapat memperkenalkan alasan atau dasar untuk: (1) tiga perintah dalam </w:t>
       </w:r>
-      <w:hyperlink r:id="rId62">
-        <w:r>
-          <w:rPr>
-            <w:lang w:val="id_ID" w:bidi="id_ID"/>
-          </w:rPr>
-          <w:rPr>
-            <w:color w:val="0000EE"/>
-            <w:u w:val="single"/>
-          </w:rPr>
-          <w:t>5:16–18</w:t>
-        </w:r>
-      </w:hyperlink>
+      <w:r>
+        <w:rPr>
+          <w:lang w:val="id_ID" w:bidi="id_ID"/>
+        </w:rPr>
+        <w:t>5:16–18</w:t>
+      </w:r>
       <w:r>
         <w:rPr>
           <w:lang w:val="id_ID" w:bidi="id_ID"/>
@@ -52039,18 +51619,12 @@
         </w:rPr>
         <w:t xml:space="preserve"> dapat merujuk kepada: (1) tiga perintah dalam </w:t>
       </w:r>
-      <w:hyperlink r:id="rId62">
-        <w:r>
-          <w:rPr>
-            <w:lang w:val="id_ID" w:bidi="id_ID"/>
-          </w:rPr>
-          <w:rPr>
-            <w:color w:val="0000EE"/>
-            <w:u w:val="single"/>
-          </w:rPr>
-          <w:t>5:16–18</w:t>
-        </w:r>
-      </w:hyperlink>
+      <w:r>
+        <w:rPr>
+          <w:lang w:val="id_ID" w:bidi="id_ID"/>
+        </w:rPr>
+        <w:t>5:16–18</w:t>
+      </w:r>
       <w:r>
         <w:rPr>
           <w:lang w:val="id_ID" w:bidi="id_ID"/>
@@ -52519,18 +52093,12 @@
         </w:rPr>
         <w:t xml:space="preserve">Di sini Paulus mungkin memberikan contoh spesifik tentang perintahnya untuk tidak “padamkan Roh” dalam </w:t>
       </w:r>
-      <w:hyperlink r:id="rId63">
-        <w:r>
-          <w:rPr>
-            <w:lang w:val="id_ID" w:bidi="id_ID"/>
-          </w:rPr>
-          <w:rPr>
-            <w:color w:val="0000EE"/>
-            <w:u w:val="single"/>
-          </w:rPr>
-          <w:t>5:19</w:t>
-        </w:r>
-      </w:hyperlink>
+      <w:r>
+        <w:rPr>
+          <w:lang w:val="id_ID" w:bidi="id_ID"/>
+        </w:rPr>
+        <w:t>5:19</w:t>
+      </w:r>
       <w:r>
         <w:rPr>
           <w:lang w:val="id_ID" w:bidi="id_ID"/>
@@ -52825,18 +52393,12 @@
         </w:rPr>
         <w:t xml:space="preserve">Di sini Paulus mungkin mengacu pada: (1) “nubuat-nubuat” yang ia rujuk dalam ayat sebelumnya (lihat </w:t>
       </w:r>
-      <w:hyperlink r:id="rId64">
-        <w:r>
-          <w:rPr>
-            <w:lang w:val="id_ID" w:bidi="id_ID"/>
-          </w:rPr>
-          <w:rPr>
-            <w:color w:val="0000EE"/>
-            <w:u w:val="single"/>
-          </w:rPr>
-          <w:t>5:20</w:t>
-        </w:r>
-      </w:hyperlink>
+      <w:r>
+        <w:rPr>
+          <w:lang w:val="id_ID" w:bidi="id_ID"/>
+        </w:rPr>
+        <w:t>5:20</w:t>
+      </w:r>
       <w:r>
         <w:rPr>
           <w:lang w:val="id_ID" w:bidi="id_ID"/>
@@ -53035,36 +52597,24 @@
         </w:rPr>
         <w:t>Di sini, sama seperti ayat sebelumnya (</w:t>
       </w:r>
-      <w:hyperlink r:id="rId65">
-        <w:r>
-          <w:rPr>
-            <w:lang w:val="id_ID" w:bidi="id_ID"/>
-          </w:rPr>
-          <w:rPr>
-            <w:color w:val="0000EE"/>
-            <w:u w:val="single"/>
-          </w:rPr>
-          <w:t>5:22</w:t>
-        </w:r>
-      </w:hyperlink>
+      <w:r>
+        <w:rPr>
+          <w:lang w:val="id_ID" w:bidi="id_ID"/>
+        </w:rPr>
+        <w:t>5:22</w:t>
+      </w:r>
       <w:r>
         <w:rPr>
           <w:lang w:val="id_ID" w:bidi="id_ID"/>
         </w:rPr>
         <w:t xml:space="preserve">), Paulus mungkin mengacu pada: (1) “nubuat-nubuat” yang ia rujuk dalam </w:t>
       </w:r>
-      <w:hyperlink r:id="rId64">
-        <w:r>
-          <w:rPr>
-            <w:lang w:val="id_ID" w:bidi="id_ID"/>
-          </w:rPr>
-          <w:rPr>
-            <w:color w:val="0000EE"/>
-            <w:u w:val="single"/>
-          </w:rPr>
-          <w:t>5:20</w:t>
-        </w:r>
-      </w:hyperlink>
+      <w:r>
+        <w:rPr>
+          <w:lang w:val="id_ID" w:bidi="id_ID"/>
+        </w:rPr>
+        <w:t>5:20</w:t>
+      </w:r>
       <w:r>
         <w:rPr>
           <w:lang w:val="id_ID" w:bidi="id_ID"/>
@@ -53564,72 +53114,48 @@
         </w:rPr>
         <w:t xml:space="preserve">, yang merupakan gelar untuk Allah yang ditemukan dalam Perjanjian Baru (lihat </w:t>
       </w:r>
-      <w:hyperlink r:id="rId66">
-        <w:r>
-          <w:rPr>
-            <w:lang w:val="id_ID" w:bidi="id_ID"/>
-          </w:rPr>
-          <w:rPr>
-            <w:color w:val="0000EE"/>
-            <w:u w:val="single"/>
-          </w:rPr>
-          <w:t>Roma 15:33</w:t>
-        </w:r>
-      </w:hyperlink>
+      <w:r>
+        <w:rPr>
+          <w:lang w:val="id_ID" w:bidi="id_ID"/>
+        </w:rPr>
+        <w:t>Roma 15:33</w:t>
+      </w:r>
       <w:r>
         <w:rPr>
           <w:lang w:val="id_ID" w:bidi="id_ID"/>
         </w:rPr>
         <w:t xml:space="preserve">; </w:t>
       </w:r>
-      <w:hyperlink r:id="rId67">
-        <w:r>
-          <w:rPr>
-            <w:lang w:val="id_ID" w:bidi="id_ID"/>
-          </w:rPr>
-          <w:rPr>
-            <w:color w:val="0000EE"/>
-            <w:u w:val="single"/>
-          </w:rPr>
-          <w:t>16:20</w:t>
-        </w:r>
-      </w:hyperlink>
+      <w:r>
+        <w:rPr>
+          <w:lang w:val="id_ID" w:bidi="id_ID"/>
+        </w:rPr>
+        <w:t>16:20</w:t>
+      </w:r>
       <w:r>
         <w:rPr>
           <w:lang w:val="id_ID" w:bidi="id_ID"/>
         </w:rPr>
         <w:t xml:space="preserve">; </w:t>
       </w:r>
-      <w:hyperlink r:id="rId68">
-        <w:r>
-          <w:rPr>
-            <w:lang w:val="id_ID" w:bidi="id_ID"/>
-          </w:rPr>
-          <w:rPr>
-            <w:color w:val="0000EE"/>
-            <w:u w:val="single"/>
-          </w:rPr>
-          <w:t>Filipi 4:9</w:t>
-        </w:r>
-      </w:hyperlink>
+      <w:r>
+        <w:rPr>
+          <w:lang w:val="id_ID" w:bidi="id_ID"/>
+        </w:rPr>
+        <w:t>Filipi 4:9</w:t>
+      </w:r>
       <w:r>
         <w:rPr>
           <w:lang w:val="id_ID" w:bidi="id_ID"/>
         </w:rPr>
         <w:t xml:space="preserve">; </w:t>
       </w:r>
-      <w:hyperlink r:id="rId69">
-        <w:r>
-          <w:rPr>
-            <w:lang w:val="id_ID" w:bidi="id_ID"/>
-          </w:rPr>
-          <w:rPr>
-            <w:color w:val="0000EE"/>
-            <w:u w:val="single"/>
-          </w:rPr>
-          <w:t>Ibrani 13:20</w:t>
-        </w:r>
-      </w:hyperlink>
+      <w:r>
+        <w:rPr>
+          <w:lang w:val="id_ID" w:bidi="id_ID"/>
+        </w:rPr>
+        <w:t>Ibrani 13:20</w:t>
+      </w:r>
       <w:r>
         <w:rPr>
           <w:lang w:val="id_ID" w:bidi="id_ID"/>
@@ -54503,18 +54029,12 @@
         </w:rPr>
         <w:t xml:space="preserve"> mengacu pada waktu tertentu di masa depan ketika Yesus akan datang kembali ke bumi, menghakimi semua orang, menghukum orang-orang yang tidak percaya, dan memberi pahala kepada orang-orang yang percaya. Jika akan membantu dalam bahasa Anda, Anda dapat membuat ide ini lebih eksplisit. Lihatlah bagaimana Anda menerjemahkan frasa yang serupa dalam </w:t>
       </w:r>
-      <w:hyperlink r:id="rId54">
-        <w:r>
-          <w:rPr>
-            <w:lang w:val="id_ID" w:bidi="id_ID"/>
-          </w:rPr>
-          <w:rPr>
-            <w:color w:val="0000EE"/>
-            <w:u w:val="single"/>
-          </w:rPr>
-          <w:t>4:15</w:t>
-        </w:r>
-      </w:hyperlink>
+      <w:r>
+        <w:rPr>
+          <w:lang w:val="id_ID" w:bidi="id_ID"/>
+        </w:rPr>
+        <w:t>4:15</w:t>
+      </w:r>
       <w:r>
         <w:rPr>
           <w:lang w:val="id_ID" w:bidi="id_ID"/>
@@ -54835,18 +54355,12 @@
         </w:rPr>
         <w:t xml:space="preserve"> merujuk kepada “Allah damai sejahtera” (lihat </w:t>
       </w:r>
-      <w:hyperlink r:id="rId70">
-        <w:r>
-          <w:rPr>
-            <w:lang w:val="id_ID" w:bidi="id_ID"/>
-          </w:rPr>
-          <w:rPr>
-            <w:color w:val="0000EE"/>
-            <w:u w:val="single"/>
-          </w:rPr>
-          <w:t>5:23</w:t>
-        </w:r>
-      </w:hyperlink>
+      <w:r>
+        <w:rPr>
+          <w:lang w:val="id_ID" w:bidi="id_ID"/>
+        </w:rPr>
+        <w:t>5:23</w:t>
+      </w:r>
       <w:r>
         <w:rPr>
           <w:lang w:val="id_ID" w:bidi="id_ID"/>
@@ -54949,18 +54463,12 @@
         </w:rPr>
         <w:t xml:space="preserve">. Ia menyiratkan bahwa Allah akan melakukan apa yang Paulus doakan di ayat sebelumnya (lihat </w:t>
       </w:r>
-      <w:hyperlink r:id="rId70">
-        <w:r>
-          <w:rPr>
-            <w:lang w:val="id_ID" w:bidi="id_ID"/>
-          </w:rPr>
-          <w:rPr>
-            <w:color w:val="0000EE"/>
-            <w:u w:val="single"/>
-          </w:rPr>
-          <w:t>5:23</w:t>
-        </w:r>
-      </w:hyperlink>
+      <w:r>
+        <w:rPr>
+          <w:lang w:val="id_ID" w:bidi="id_ID"/>
+        </w:rPr>
+        <w:t>5:23</w:t>
+      </w:r>
       <w:r>
         <w:rPr>
           <w:lang w:val="id_ID" w:bidi="id_ID"/>
@@ -55063,18 +54571,12 @@
         </w:rPr>
         <w:t xml:space="preserve"> menunjukkan bahwa jemaat Tesalonika seharusnya berdoa untuk Paulus, Silas, dan Timotius sebagaimana Paulus, Silas, dan Timotius berdoa untuk mereka (lihat </w:t>
       </w:r>
-      <w:hyperlink r:id="rId70">
-        <w:r>
-          <w:rPr>
-            <w:lang w:val="id_ID" w:bidi="id_ID"/>
-          </w:rPr>
-          <w:rPr>
-            <w:color w:val="0000EE"/>
-            <w:u w:val="single"/>
-          </w:rPr>
-          <w:t>5:23</w:t>
-        </w:r>
-      </w:hyperlink>
+      <w:r>
+        <w:rPr>
+          <w:lang w:val="id_ID" w:bidi="id_ID"/>
+        </w:rPr>
+        <w:t>5:23</w:t>
+      </w:r>
       <w:r>
         <w:rPr>
           <w:lang w:val="id_ID" w:bidi="id_ID"/>
